--- a/skill 1/skill1.docx
+++ b/skill 1/skill1.docx
@@ -33,7 +33,7 @@
           <w:noProof/>
         </w:rPr>
         <w:drawing>
-          <wp:inline distT="0" distB="0" distL="0" distR="0" wp14:anchorId="325BC703" wp14:editId="21473977">
+          <wp:inline distT="0" distB="0" distL="0" distR="0" wp14:anchorId="325BC703" wp14:editId="05D3CF7D">
             <wp:extent cx="5731510" cy="3199130"/>
             <wp:effectExtent l="0" t="0" r="2540" b="1270"/>
             <wp:docPr id="1550514776" name="Picture 1"/>
@@ -88,7 +88,7 @@
           <w:noProof/>
         </w:rPr>
         <w:drawing>
-          <wp:inline distT="0" distB="0" distL="0" distR="0" wp14:anchorId="07C54086" wp14:editId="5DE7D0EF">
+          <wp:inline distT="0" distB="0" distL="0" distR="0" wp14:anchorId="07C54086" wp14:editId="31863CB6">
             <wp:extent cx="5731510" cy="3216910"/>
             <wp:effectExtent l="0" t="0" r="2540" b="2540"/>
             <wp:docPr id="67426818" name="Picture 3"/>
@@ -138,22 +138,15 @@
       </w:r>
     </w:p>
     <w:p>
-      <w:pPr>
-        <w:rPr>
-          <w:noProof/>
-        </w:rPr>
-      </w:pPr>
       <w:hyperlink r:id="rId8" w:history="1">
         <w:r>
           <w:rPr>
             <w:rStyle w:val="Hyperlink"/>
-            <w:noProof/>
           </w:rPr>
-          <w:t>https://github.com/krishna3324/Fsad-Skill.git</w:t>
+          <w:t>https://github.com/krishna3324/FSAD-SkillExperiments.git</w:t>
         </w:r>
       </w:hyperlink>
     </w:p>
-    <w:p/>
     <w:sectPr>
       <w:headerReference w:type="default" r:id="rId9"/>
       <w:pgSz w:w="11906" w:h="16838"/>
@@ -259,7 +252,7 @@
               </v:handles>
               <o:lock v:ext="edit" text="t" shapetype="t"/>
             </v:shapetype>
-            <v:shape id="PowerPlusWaterMarkObject12792502" o:spid="_x0000_s1025" type="#_x0000_t136" style="position:absolute;margin-left:0;margin-top:0;width:489.45pt;height:146.8pt;rotation:315;z-index:-251657216;mso-position-horizontal:center;mso-position-horizontal-relative:margin;mso-position-vertical:center;mso-position-vertical-relative:margin" o:allowincell="f" fillcolor="silver" stroked="f">
+            <v:shape id="PowerPlusWaterMarkObject12792502" o:spid="_x0000_s1025" type="#_x0000_t136" style="position:absolute;margin-left:0;margin-top:0;width:489.45pt;height:146.8pt;rotation:315;z-index:-251658752;mso-position-horizontal:center;mso-position-horizontal-relative:margin;mso-position-vertical:center;mso-position-vertical-relative:margin" o:allowincell="f" fillcolor="silver" stroked="f">
               <v:fill opacity=".5"/>
               <v:textpath style="font-family:&quot;Calibri&quot;;font-size:1pt" string="2400030120"/>
               <w10:wrap anchorx="margin" anchory="margin"/>
